--- a/demo/cybersafeadvisor-corporate-pack/support-neighborly-fence-mediation-intake-and-contact-profile.docx
+++ b/demo/cybersafeadvisor-corporate-pack/support-neighborly-fence-mediation-intake-and-contact-profile.docx
@@ -183,7 +183,7 @@
     </ns0:p>
     <ns0:p>
       <ns0:r>
-        <ns0:t>Counterparty or stakeholder: Crescent ['Holdings', 'Partners', 'Services', 'Group', 'Counsel'] (fictional).</ns0:t>
+        <ns0:t>Counterparty or stakeholder: Crescent Counsel (fictional).</ns0:t>
       </ns0:r>
     </ns0:p>
     <ns0:p>

--- a/demo/cybersafeadvisor-corporate-pack/support-neighborly-fence-mediation-intake-and-contact-profile.docx
+++ b/demo/cybersafeadvisor-corporate-pack/support-neighborly-fence-mediation-intake-and-contact-profile.docx
@@ -129,7 +129,12 @@
     </w:p>
     <w:p>
       <w:r>
-        <w:t>Primary contact: Alex Monroe, Business Manager</w:t>
+        <w:t>Primary contact: Alex Monroe, Mediation Participant</w:t>
+      </w:r>
+    </w:p>
+    <w:p>
+      <w:r>
+        <w:t>Secondary contact: Owen Dale, Mediation Coordinator</w:t>
       </w:r>
     </w:p>
     <w:p>
@@ -139,7 +144,17 @@
     </w:p>
     <w:p>
       <w:r>
-        <w:t>Direct line: +1-555-0124 · Email: alex.monroe@example.invalid</w:t>
+        <w:t>Direct line: +1-202-555-0124 · Email: alex.monroe@example.invalid</w:t>
+      </w:r>
+    </w:p>
+    <w:p>
+      <w:r>
+        <w:t>Client since: 2019-06-15 · Preferred contact: email · Weekdays after 3:00 p.m. local time</w:t>
+      </w:r>
+    </w:p>
+    <w:p>
+      <w:r>
+        <w:t>Billing profile: Monthly itemized invoice; electronic delivery; client approval required before third-party spend.</w:t>
       </w:r>
     </w:p>
     <w:p>
@@ -183,12 +198,12 @@
     </w:p>
     <w:p>
       <w:r>
-        <w:t>Counterparty or stakeholder: Crescent Counsel (fictional).</w:t>
+        <w:t>Counterparty or stakeholder: Bell Household (fictional).</w:t>
       </w:r>
     </w:p>
     <w:p>
       <w:r>
-        <w:t>Primary outside contact: Reese Carter (counterparty-15@example.invalid).</w:t>
+        <w:t>Primary outside contact: Casey Bell (counterparty-15@example.invalid).</w:t>
       </w:r>
     </w:p>
     <w:p>
